--- a/Mini_Projet_1_Base_Prompt.docx
+++ b/Mini_Projet_1_Base_Prompt.docx
@@ -10,13 +10,13 @@
         <w:t xml:space="preserve">Tu travailles dans </w:t>
       </w:r>
       <w:r>
-        <w:t xml:space="preserve">le domaine de </w:t>
-      </w:r>
-      <w:r>
-        <w:rPr>
-          <w:highlight w:val="green"/>
-        </w:rPr>
-        <w:t>[A COMPLETER]</w:t>
+        <w:t xml:space="preserve">le domaine </w:t>
+      </w:r>
+      <w:r>
+        <w:t xml:space="preserve">de la vente de jeux </w:t>
+      </w:r>
+      <w:r>
+        <w:t>vidéo</w:t>
       </w:r>
       <w:r>
         <w:t xml:space="preserve">. Ton </w:t>

--- a/Mini_Projet_1_Base_Prompt.docx
+++ b/Mini_Projet_1_Base_Prompt.docx
@@ -13,10 +13,7 @@
         <w:t xml:space="preserve">le domaine </w:t>
       </w:r>
       <w:r>
-        <w:t xml:space="preserve">de la vente de jeux </w:t>
-      </w:r>
-      <w:r>
-        <w:t>vidéo</w:t>
+        <w:t>de la vente</w:t>
       </w:r>
       <w:r>
         <w:t xml:space="preserve">. Ton </w:t>
@@ -46,16 +43,61 @@
         <w:t>a comme activité</w:t>
       </w:r>
       <w:r>
-        <w:t xml:space="preserve"> de</w:t>
-      </w:r>
-      <w:r>
         <w:t xml:space="preserve"> </w:t>
+      </w:r>
+      <w:r>
+        <w:t>la vente de jeux vidéo</w:t>
+      </w:r>
+      <w:r>
+        <w:t xml:space="preserve">. C’est une </w:t>
       </w:r>
       <w:r>
         <w:rPr>
           <w:highlight w:val="green"/>
         </w:rPr>
-        <w:t>[A COMPLETER</w:t>
+        <w:t>[entreprise/organisation/administration]</w:t>
+      </w:r>
+      <w:r>
+        <w:t xml:space="preserve"> </w:t>
+      </w:r>
+      <w:r>
+        <w:t xml:space="preserve">comme </w:t>
+      </w:r>
+      <w:r>
+        <w:t>Steam, GOG, Epic</w:t>
+      </w:r>
+      <w:r>
+        <w:t xml:space="preserve">. </w:t>
+      </w:r>
+      <w:r>
+        <w:rPr>
+          <w:highlight w:val="green"/>
+        </w:rPr>
+        <w:t xml:space="preserve">[AJOUTER </w:t>
+      </w:r>
+      <w:r>
+        <w:rPr>
+          <w:highlight w:val="green"/>
+        </w:rPr>
+        <w:t>UNE LISTE DE CE SUR QUOI</w:t>
+      </w:r>
+      <w:r>
+        <w:rPr>
+          <w:highlight w:val="green"/>
+        </w:rPr>
+        <w:t xml:space="preserve"> LES DONNEES ONT ETE COLLECTEES, </w:t>
+      </w:r>
+      <w:r>
+        <w:rPr>
+          <w:highlight w:val="green"/>
+        </w:rPr>
+        <w:t>SANS ETRE TROP</w:t>
+      </w:r>
+      <w:r>
+        <w:rPr>
+          <w:highlight w:val="green"/>
+        </w:rPr>
+        <w:t xml:space="preserve"> PRECIS</w:t>
       </w:r>
       <w:r>
         <w:rPr>
@@ -64,76 +106,28 @@
         <w:t>]</w:t>
       </w:r>
       <w:r>
-        <w:t xml:space="preserve">. C’est une </w:t>
+        <w:t>.</w:t>
+      </w:r>
+      <w:r>
+        <w:t xml:space="preserve"> Inspire-toi </w:t>
       </w:r>
       <w:r>
         <w:rPr>
           <w:highlight w:val="green"/>
         </w:rPr>
-        <w:t>[entreprise/organisation/administration]</w:t>
-      </w:r>
-      <w:r>
-        <w:t xml:space="preserve"> </w:t>
-      </w:r>
-      <w:r>
-        <w:t xml:space="preserve">comme </w:t>
+        <w:t>d</w:t>
       </w:r>
       <w:r>
         <w:rPr>
           <w:highlight w:val="green"/>
         </w:rPr>
-        <w:t>[METTRE DES EXEMPLES]</w:t>
-      </w:r>
-      <w:r>
-        <w:t xml:space="preserve">. </w:t>
+        <w:t>es</w:t>
       </w:r>
       <w:r>
         <w:rPr>
           <w:highlight w:val="green"/>
         </w:rPr>
-        <w:t xml:space="preserve">[AJOUTER </w:t>
-      </w:r>
-      <w:r>
-        <w:rPr>
-          <w:highlight w:val="green"/>
-        </w:rPr>
-        <w:t>UNE LISTE DE CE SUR QUOI</w:t>
-      </w:r>
-      <w:r>
-        <w:rPr>
-          <w:highlight w:val="green"/>
-        </w:rPr>
-        <w:t xml:space="preserve"> LES DONNEES ONT ETE COLLECTEES, </w:t>
-      </w:r>
-      <w:r>
-        <w:rPr>
-          <w:highlight w:val="green"/>
-        </w:rPr>
-        <w:t>SANS ETRE TROP</w:t>
-      </w:r>
-      <w:r>
-        <w:rPr>
-          <w:highlight w:val="green"/>
-        </w:rPr>
-        <w:t xml:space="preserve"> PRECIS</w:t>
-      </w:r>
-      <w:r>
-        <w:rPr>
-          <w:highlight w:val="green"/>
-        </w:rPr>
-        <w:t>]</w:t>
-      </w:r>
-      <w:r>
-        <w:t>.</w:t>
-      </w:r>
-      <w:r>
-        <w:t xml:space="preserve"> Inspire-toi </w:t>
-      </w:r>
-      <w:r>
-        <w:rPr>
-          <w:highlight w:val="green"/>
-        </w:rPr>
-        <w:t xml:space="preserve">[du </w:t>
+        <w:t xml:space="preserve"> </w:t>
       </w:r>
       <w:r>
         <w:rPr>
@@ -142,34 +136,43 @@
         <w:t>site web </w:t>
       </w:r>
       <w:r>
-        <w:rPr>
-          <w:highlight w:val="green"/>
-        </w:rPr>
-        <w:t>/ de la présentation / de l’article]</w:t>
-      </w:r>
-      <w:r>
-        <w:t xml:space="preserve"> suivant</w:t>
+        <w:t>suivant</w:t>
       </w:r>
       <w:r>
         <w:t xml:space="preserve"> : </w:t>
       </w:r>
-      <w:r>
-        <w:rPr>
-          <w:highlight w:val="green"/>
-        </w:rPr>
-        <w:t>[A COMPLETER</w:t>
-      </w:r>
-      <w:r>
-        <w:rPr>
-          <w:highlight w:val="green"/>
-        </w:rPr>
-        <w:t xml:space="preserve"> AVEC DES REFERENCES</w:t>
-      </w:r>
-      <w:r>
-        <w:rPr>
-          <w:highlight w:val="green"/>
-        </w:rPr>
-        <w:t>].</w:t>
+      <w:hyperlink r:id="rId4" w:history="1">
+        <w:r>
+          <w:rPr>
+            <w:rStyle w:val="Lienhypertexte"/>
+          </w:rPr>
+          <w:t>https://store.steampowered.com/?l=french</w:t>
+        </w:r>
+      </w:hyperlink>
+      <w:r>
+        <w:t xml:space="preserve"> , </w:t>
+      </w:r>
+      <w:hyperlink r:id="rId5" w:history="1">
+        <w:r>
+          <w:rPr>
+            <w:rStyle w:val="Lienhypertexte"/>
+          </w:rPr>
+          <w:t>https://www.gog.com/fr/</w:t>
+        </w:r>
+      </w:hyperlink>
+      <w:r>
+        <w:t xml:space="preserve">, </w:t>
+      </w:r>
+      <w:hyperlink r:id="rId6" w:history="1">
+        <w:r>
+          <w:rPr>
+            <w:rStyle w:val="Lienhypertexte"/>
+          </w:rPr>
+          <w:t>https://store.epicgames.com/</w:t>
+        </w:r>
+      </w:hyperlink>
+      <w:r>
+        <w:t xml:space="preserve"> </w:t>
       </w:r>
     </w:p>
     <w:p>
@@ -183,7 +186,7 @@
         <w:rPr>
           <w:highlight w:val="green"/>
         </w:rPr>
-        <w:t>[entreprise/organisation/administration]</w:t>
+        <w:t>entreprise</w:t>
       </w:r>
       <w:r>
         <w:t xml:space="preserve"> </w:t>
@@ -218,10 +221,10 @@
         <w:rPr>
           <w:highlight w:val="green"/>
         </w:rPr>
-        <w:t>[entreprise/organisation/administration]</w:t>
-      </w:r>
-      <w:r>
-        <w:t xml:space="preserve">, sous la forme d'une liste à puce. </w:t>
+        <w:t>entreprise</w:t>
+      </w:r>
+      <w:r>
+        <w:t xml:space="preserve"> sous la forme d'une liste à puce. </w:t>
       </w:r>
       <w:r>
         <w:t>Elle doit correspondre aux informations que fourni</w:t>
@@ -1206,6 +1209,29 @@
       <w:spacing w:val="5"/>
     </w:rPr>
   </w:style>
+  <w:style w:type="character" w:styleId="Lienhypertexte">
+    <w:name w:val="Hyperlink"/>
+    <w:basedOn w:val="Policepardfaut"/>
+    <w:uiPriority w:val="99"/>
+    <w:unhideWhenUsed/>
+    <w:rsid w:val="00812BE6"/>
+    <w:rPr>
+      <w:color w:val="467886" w:themeColor="hyperlink"/>
+      <w:u w:val="single"/>
+    </w:rPr>
+  </w:style>
+  <w:style w:type="character" w:styleId="Mentionnonrsolue">
+    <w:name w:val="Unresolved Mention"/>
+    <w:basedOn w:val="Policepardfaut"/>
+    <w:uiPriority w:val="99"/>
+    <w:semiHidden/>
+    <w:unhideWhenUsed/>
+    <w:rsid w:val="00812BE6"/>
+    <w:rPr>
+      <w:color w:val="605E5C"/>
+      <w:shd w:val="clear" w:color="auto" w:fill="E1DFDD"/>
+    </w:rPr>
+  </w:style>
 </w:styles>
 </file>
 
